--- a/klagomål/A 27506-2026 FSC-klagomål.docx
+++ b/klagomål/A 27506-2026 FSC-klagomål.docx
@@ -1,6 +1,6 @@
 
 <file path=word/document.xml><?xml version="1.0" encoding="utf-8"?>
-<w:document xmlns:wpc="http://schemas.microsoft.com/office/word/2010/wordprocessingCanvas" xmlns:cx="http://schemas.microsoft.com/office/drawing/2014/chartex" xmlns:cx1="http://schemas.microsoft.com/office/drawing/2015/9/8/chartex" xmlns:cx2="http://schemas.microsoft.com/office/drawing/2015/10/21/chartex" xmlns:cx3="http://schemas.microsoft.com/office/drawing/2016/5/9/chartex" xmlns:cx4="http://schemas.microsoft.com/office/drawing/2016/5/10/chartex" xmlns:cx5="http://schemas.microsoft.com/office/drawing/2016/5/11/chartex" xmlns:cx6="http://schemas.microsoft.com/office/drawing/2016/5/12/chartex" xmlns:cx7="http://schemas.microsoft.com/office/drawing/2016/5/13/chartex" xmlns:cx8="http://schemas.microsoft.com/office/drawing/2016/5/14/chartex" xmlns:mc="http://schemas.openxmlformats.org/markup-compatibility/2006" xmlns:aink="http://schemas.microsoft.com/office/drawing/2016/ink" xmlns:am3d="http://schemas.microsoft.com/office/drawing/2017/model3d" xmlns:o="urn:schemas-microsoft-com:office:office" xmlns:oel="http://schemas.microsoft.com/office/2019/extlst" xmlns:r="http://schemas.openxmlformats.org/officeDocument/2006/relationships" xmlns:m="http://schemas.openxmlformats.org/officeDocument/2006/math" xmlns:v="urn:schemas-microsoft-com:vml" xmlns:wp14="http://schemas.microsoft.com/office/word/2010/wordprocessingDrawing" xmlns:wp="http://schemas.openxmlformats.org/drawingml/2006/wordprocessingDrawing" xmlns:w10="urn:schemas-microsoft-com:office:word" xmlns:w="http://schemas.openxmlformats.org/wordprocessingml/2006/main" xmlns:w14="http://schemas.microsoft.com/office/word/2010/wordml" xmlns:w15="http://schemas.microsoft.com/office/word/2012/wordml" xmlns:w16cex="http://schemas.microsoft.com/office/word/2018/wordml/cex" xmlns:w16cid="http://schemas.microsoft.com/office/word/2016/wordml/cid" xmlns:w16="http://schemas.microsoft.com/office/word/2018/wordml" xmlns:w16sdtdh="http://schemas.microsoft.com/office/word/2020/wordml/sdtdatahash" xmlns:w16se="http://schemas.microsoft.com/office/word/2015/wordml/symex" xmlns:wpg="http://schemas.microsoft.com/office/word/2010/wordprocessingGroup" xmlns:wpi="http://schemas.microsoft.com/office/word/2010/wordprocessingInk" xmlns:wne="http://schemas.microsoft.com/office/word/2006/wordml" xmlns:wps="http://schemas.microsoft.com/office/word/2010/wordprocessingShape" mc:Ignorable="w14 w15 w16se w16cid w16 w16cex w16sdtdh wp14">
+<w:document xmlns:wpc="http://schemas.microsoft.com/office/word/2010/wordprocessingCanvas" xmlns:cx="http://schemas.microsoft.com/office/drawing/2014/chartex" xmlns:cx1="http://schemas.microsoft.com/office/drawing/2015/9/8/chartex" xmlns:cx2="http://schemas.microsoft.com/office/drawing/2015/10/21/chartex" xmlns:cx3="http://schemas.microsoft.com/office/drawing/2016/5/9/chartex" xmlns:cx4="http://schemas.microsoft.com/office/drawing/2016/5/10/chartex" xmlns:cx5="http://schemas.microsoft.com/office/drawing/2016/5/11/chartex" xmlns:cx6="http://schemas.microsoft.com/office/drawing/2016/5/12/chartex" xmlns:cx7="http://schemas.microsoft.com/office/drawing/2016/5/13/chartex" xmlns:cx8="http://schemas.microsoft.com/office/drawing/2016/5/14/chartex" xmlns:mc="http://schemas.openxmlformats.org/markup-compatibility/2006" xmlns:aink="http://schemas.microsoft.com/office/drawing/2016/ink" xmlns:am3d="http://schemas.microsoft.com/office/drawing/2017/model3d" xmlns:o="urn:schemas-microsoft-com:office:office" xmlns:oel="http://schemas.microsoft.com/office/2019/extlst" xmlns:r="http://schemas.openxmlformats.org/officeDocument/2006/relationships" xmlns:m="http://schemas.openxmlformats.org/officeDocument/2006/math" xmlns:v="urn:schemas-microsoft-com:vml" xmlns:wp14="http://schemas.microsoft.com/office/word/2010/wordprocessingDrawing" xmlns:wp="http://schemas.openxmlformats.org/drawingml/2006/wordprocessingDrawing" xmlns:w10="urn:schemas-microsoft-com:office:word" xmlns:w="http://schemas.openxmlformats.org/wordprocessingml/2006/main" xmlns:w14="http://schemas.microsoft.com/office/word/2010/wordml" xmlns:w15="http://schemas.microsoft.com/office/word/2012/wordml" xmlns:w16cex="http://schemas.microsoft.com/office/word/2018/wordml/cex" xmlns:w16cid="http://schemas.microsoft.com/office/word/2016/wordml/cid" xmlns:w16="http://schemas.microsoft.com/office/word/2018/wordml" xmlns:w16du="http://schemas.microsoft.com/office/word/2023/wordml/word16du" xmlns:w16sdtdh="http://schemas.microsoft.com/office/word/2020/wordml/sdtdatahash" xmlns:w16sdtfl="http://schemas.microsoft.com/office/word/2024/wordml/sdtformatlock" xmlns:w16se="http://schemas.microsoft.com/office/word/2015/wordml/symex" xmlns:wpg="http://schemas.microsoft.com/office/word/2010/wordprocessingGroup" xmlns:wpi="http://schemas.microsoft.com/office/word/2010/wordprocessingInk" xmlns:wne="http://schemas.microsoft.com/office/word/2006/wordml" xmlns:wps="http://schemas.microsoft.com/office/word/2010/wordprocessingShape" mc:Ignorable="w14 w15 w16se w16cid w16 w16cex w16sdtdh w16sdtfl w16du wp14">
   <w:body>
     <w:p>
       <w:r>
@@ -163,17 +163,17 @@
         <w:pStyle w:val="Title"/>
       </w:pPr>
       <w:r>
-        <w:t>Inledande FSC- /PEFC-klagomål – information om höga naturvärden och fridlysta arter i avverkningsanmälan A 27506-2026 i Pajala kommun</w:t>
+        <w:t>Inledande FSC- /PEFC-klagomål – information om höga naturvärden i avverkningsanmälan A 27506-2026 i Pajala kommun</w:t>
       </w:r>
     </w:p>
     <w:p>
       <w:r>
-        <w:t>Detta dokument behandlar höga naturvärden i avverkningsanmälan A 27506-2026 i Pajala kommun. Denna avverkningsanmälan inkom 2026-06-16 15:51:01 och omfattar 15,0 ha.</w:t>
+        <w:t>Detta dokument behandlar höga naturvärden i avverkningsanmälan A 27506-2026 i Pajala kommun som inkom 2026-06-16 och omfattar 15,0 ha.</w:t>
       </w:r>
     </w:p>
     <w:p>
       <w:r>
-        <w:t>Nedan presenteras fynd av naturvårdsarter och fridlysta arter som gjorts i det avverkningsanmälda området, samt relevanta utdrag ur standarderna för FSC, Chain of Custody, Controlled Wood och PEFC.</w:t>
+        <w:t>Nedan presenteras fynd av naturvårdsarter som gjorts i det avverkningsanmälda området, samt relevanta utdrag ur standarderna för FSC, Chain of Custody, Controlled Wood och PEFC.</w:t>
       </w:r>
     </w:p>
     <w:p>
@@ -191,12 +191,15 @@
     </w:p>
     <w:p>
       <w:r>
-        <w:t>I avverkningsanmälan har följande 4 naturvårdsarter hittats: fläckporing (VU), blå taggsvamp (NT), spindelblomster (S, §8) och fläcknycklar (§8). Av dessa är 2 rödlistade. För rödlistade arter har rödlistekategorin angivits inom parentes. Arter som är signalarter enligt Skogsstyrelsen har markerats med (S). För fridlysta arter anges även paragrafen i Artskyddsförordningen som arten är fridlyst enligt.</w:t>
+        <w:t>I avverkningsanmälan har följande 2 naturvårdsarter hittats: fläckporing (VU, T) och blå taggsvamp (NT, T). Av dessa är 2 rödlistade. För rödlistade arter har rödlistekategorin angivits inom parentes. Typiska arter inom Natura 2000 som är kopplade till skogsekosystem har markerats med (T).</w:t>
       </w:r>
     </w:p>
     <w:p>
       <w:r>
-        <w:t>De påträffade naturvårdsarterna är ett tydligt kvitto på att detta rör sig om en skog med höga naturvärden. I Figur 1 visas en karta över det avverkningsanmälda området, där samtliga fyndplatser för naturvårdsarter som finns registrerade på Artportalen har markerats.</w:t>
+        <w:t>De påträffade naturvårdsarterna är ett tydligt kvitto på att det rör sig om en skog med höga naturvärden.</w:t>
+      </w:r>
+      <w:r>
+        <w:t xml:space="preserve"> I Figur 1 visas fyndplatser för naturvårdsarter i området, som finns registrerade på Artportalen.</w:t>
       </w:r>
     </w:p>
     <w:p>
@@ -206,7 +209,7 @@
       <w:r>
         <w:drawing>
           <wp:inline xmlns:a="http://schemas.openxmlformats.org/drawingml/2006/main" xmlns:pic="http://schemas.openxmlformats.org/drawingml/2006/picture">
-            <wp:extent cx="5486400" cy="4209484"/>
+            <wp:extent cx="5486400" cy="5420412"/>
             <wp:docPr id="1" name="Picture 1"/>
             <wp:cNvGraphicFramePr>
               <a:graphicFrameLocks noChangeAspect="1"/>
@@ -227,7 +230,7 @@
                   <pic:spPr>
                     <a:xfrm>
                       <a:off x="0" y="0"/>
-                      <a:ext cx="5486400" cy="4209484"/>
+                      <a:ext cx="5486400" cy="5420412"/>
                     </a:xfrm>
                     <a:prstGeom prst="rect"/>
                   </pic:spPr>
@@ -241,9 +244,10 @@
     <w:p>
       <w:pPr>
         <w:pStyle w:val="Caption"/>
+        <w:spacing w:after="240"/>
       </w:pPr>
       <w:r>
-        <w:t>Figur 1. Fyndplatser för naturvårdsarter i det avverkningsanmälda området (röd linje). Markörer utan svart kant är placerade på fyndplatsen. Markörer med svart kant är placerade vid sidan av fyndplatsen och har ett svart streck som visar fyndplatsens exakta position. Kartans mittpunktskoordinat är N 7520288, E 851735 i SWEREF 99 TM.</w:t>
+        <w:t>Figur 1. Fyndplatser för naturvårdsarter i avverkningsanmälan (röd linje). Markörer utan svart kant är placerade på fyndplatsen. Markörer med svart kant är placerade vid sidan av fyndplatsen och har ett svart streck som visar fyndplatsens exakta position. Kartans mittpunktskoordinat är N 7520288, E 851735 i SWEREF 99 TM.</w:t>
       </w:r>
     </w:p>
     <w:p>
@@ -284,48 +288,6 @@
       </w:r>
       <w:r>
         <w:t xml:space="preserve"> (SLU Artdatabanken, 2024; Nitare &amp; Skogsstyrelsen, 2019).</w:t>
-      </w:r>
-    </w:p>
-    <w:p>
-      <w:pPr>
-        <w:pStyle w:val="Heading1"/>
-      </w:pPr>
-      <w:r>
-        <w:t>Fridlysta arter</w:t>
-      </w:r>
-    </w:p>
-    <w:p>
-      <w:r>
-        <w:t>Följande fridlysta arter har sina livsmiljöer och växtplatser i den avverkningsanmälda skogen: spindelblomster (S, §8) och fläcknycklar (§8).</w:t>
-      </w:r>
-    </w:p>
-    <w:p>
-      <w:r>
-        <w:rPr>
-          <w:b/>
-        </w:rPr>
-        <w:t>Spindelblomster (§8)</w:t>
-      </w:r>
-      <w:r>
-        <w:t xml:space="preserve"> växer i äldre mossrik granskog eller barrblandskog, men även i fjällbjörkskog. Arten indikerar långvarig trädkontinuitet och hög luftfuktighet och är mycket känslig för uttorkning och markskador. Spindelblomster har i många trakter minskat starkt under senare tid på grund av slutavverkningar och skogsmarksdikning. Spindelblomster är typisk art för </w:t>
-      </w:r>
-      <w:r>
-        <w:rPr>
-          <w:i/>
-        </w:rPr>
-        <w:t xml:space="preserve">9010 Taiga, 9050 Näringsrik granskog </w:t>
-      </w:r>
-      <w:r>
-        <w:t>och</w:t>
-      </w:r>
-      <w:r>
-        <w:rPr>
-          <w:i/>
-        </w:rPr>
-        <w:t xml:space="preserve"> 9040 Fjällbjörkskog</w:t>
-      </w:r>
-      <w:r>
-        <w:t xml:space="preserve"> (Nitare &amp; Skogsstyrelsen, 2019; SLU Artdatabanken, 2025).</w:t>
       </w:r>
     </w:p>
     <w:p>
@@ -418,7 +380,7 @@
         <w:rPr>
           <w:i/>
         </w:rPr>
-        <w:t>I det avverkningsanmälda skogsområdet har 4 naturvårdsarter varav 2 rödlistade arter sina livsmiljöer och växtplatser.</w:t>
+        <w:t>I det avverkningsanmälda skogsområdet har 2 naturvårdsarter varav 2 rödlistade arter sina livsmiljöer och växtplatser.</w:t>
       </w:r>
     </w:p>
     <w:p>
@@ -623,7 +585,7 @@
 </file>
 
 <file path=word/endnotes.xml><?xml version="1.0" encoding="utf-8"?>
-<w:endnotes xmlns:wpc="http://schemas.microsoft.com/office/word/2010/wordprocessingCanvas" xmlns:cx="http://schemas.microsoft.com/office/drawing/2014/chartex" xmlns:cx1="http://schemas.microsoft.com/office/drawing/2015/9/8/chartex" xmlns:cx2="http://schemas.microsoft.com/office/drawing/2015/10/21/chartex" xmlns:cx3="http://schemas.microsoft.com/office/drawing/2016/5/9/chartex" xmlns:cx4="http://schemas.microsoft.com/office/drawing/2016/5/10/chartex" xmlns:cx5="http://schemas.microsoft.com/office/drawing/2016/5/11/chartex" xmlns:cx6="http://schemas.microsoft.com/office/drawing/2016/5/12/chartex" xmlns:cx7="http://schemas.microsoft.com/office/drawing/2016/5/13/chartex" xmlns:cx8="http://schemas.microsoft.com/office/drawing/2016/5/14/chartex" xmlns:mc="http://schemas.openxmlformats.org/markup-compatibility/2006" xmlns:aink="http://schemas.microsoft.com/office/drawing/2016/ink" xmlns:am3d="http://schemas.microsoft.com/office/drawing/2017/model3d" xmlns:o="urn:schemas-microsoft-com:office:office" xmlns:oel="http://schemas.microsoft.com/office/2019/extlst" xmlns:r="http://schemas.openxmlformats.org/officeDocument/2006/relationships" xmlns:m="http://schemas.openxmlformats.org/officeDocument/2006/math" xmlns:v="urn:schemas-microsoft-com:vml" xmlns:wp14="http://schemas.microsoft.com/office/word/2010/wordprocessingDrawing" xmlns:wp="http://schemas.openxmlformats.org/drawingml/2006/wordprocessingDrawing" xmlns:w10="urn:schemas-microsoft-com:office:word" xmlns:w="http://schemas.openxmlformats.org/wordprocessingml/2006/main" xmlns:w14="http://schemas.microsoft.com/office/word/2010/wordml" xmlns:w15="http://schemas.microsoft.com/office/word/2012/wordml" xmlns:w16cex="http://schemas.microsoft.com/office/word/2018/wordml/cex" xmlns:w16cid="http://schemas.microsoft.com/office/word/2016/wordml/cid" xmlns:w16="http://schemas.microsoft.com/office/word/2018/wordml" xmlns:w16sdtdh="http://schemas.microsoft.com/office/word/2020/wordml/sdtdatahash" xmlns:w16se="http://schemas.microsoft.com/office/word/2015/wordml/symex" xmlns:wpg="http://schemas.microsoft.com/office/word/2010/wordprocessingGroup" xmlns:wpi="http://schemas.microsoft.com/office/word/2010/wordprocessingInk" xmlns:wne="http://schemas.microsoft.com/office/word/2006/wordml" xmlns:wps="http://schemas.microsoft.com/office/word/2010/wordprocessingShape" mc:Ignorable="w14 w15 w16se w16cid w16 w16cex w16sdtdh wp14">
+<w:endnotes xmlns:wpc="http://schemas.microsoft.com/office/word/2010/wordprocessingCanvas" xmlns:cx="http://schemas.microsoft.com/office/drawing/2014/chartex" xmlns:cx1="http://schemas.microsoft.com/office/drawing/2015/9/8/chartex" xmlns:cx2="http://schemas.microsoft.com/office/drawing/2015/10/21/chartex" xmlns:cx3="http://schemas.microsoft.com/office/drawing/2016/5/9/chartex" xmlns:cx4="http://schemas.microsoft.com/office/drawing/2016/5/10/chartex" xmlns:cx5="http://schemas.microsoft.com/office/drawing/2016/5/11/chartex" xmlns:cx6="http://schemas.microsoft.com/office/drawing/2016/5/12/chartex" xmlns:cx7="http://schemas.microsoft.com/office/drawing/2016/5/13/chartex" xmlns:cx8="http://schemas.microsoft.com/office/drawing/2016/5/14/chartex" xmlns:mc="http://schemas.openxmlformats.org/markup-compatibility/2006" xmlns:aink="http://schemas.microsoft.com/office/drawing/2016/ink" xmlns:am3d="http://schemas.microsoft.com/office/drawing/2017/model3d" xmlns:o="urn:schemas-microsoft-com:office:office" xmlns:oel="http://schemas.microsoft.com/office/2019/extlst" xmlns:r="http://schemas.openxmlformats.org/officeDocument/2006/relationships" xmlns:m="http://schemas.openxmlformats.org/officeDocument/2006/math" xmlns:v="urn:schemas-microsoft-com:vml" xmlns:wp14="http://schemas.microsoft.com/office/word/2010/wordprocessingDrawing" xmlns:wp="http://schemas.openxmlformats.org/drawingml/2006/wordprocessingDrawing" xmlns:w10="urn:schemas-microsoft-com:office:word" xmlns:w="http://schemas.openxmlformats.org/wordprocessingml/2006/main" xmlns:w14="http://schemas.microsoft.com/office/word/2010/wordml" xmlns:w15="http://schemas.microsoft.com/office/word/2012/wordml" xmlns:w16cex="http://schemas.microsoft.com/office/word/2018/wordml/cex" xmlns:w16cid="http://schemas.microsoft.com/office/word/2016/wordml/cid" xmlns:w16="http://schemas.microsoft.com/office/word/2018/wordml" xmlns:w16du="http://schemas.microsoft.com/office/word/2023/wordml/word16du" xmlns:w16sdtdh="http://schemas.microsoft.com/office/word/2020/wordml/sdtdatahash" xmlns:w16sdtfl="http://schemas.microsoft.com/office/word/2024/wordml/sdtformatlock" xmlns:w16se="http://schemas.microsoft.com/office/word/2015/wordml/symex" xmlns:wpg="http://schemas.microsoft.com/office/word/2010/wordprocessingGroup" xmlns:wpi="http://schemas.microsoft.com/office/word/2010/wordprocessingInk" xmlns:wne="http://schemas.microsoft.com/office/word/2006/wordml" xmlns:wps="http://schemas.microsoft.com/office/word/2010/wordprocessingShape" mc:Ignorable="w14 w15 w16se w16cid w16 w16cex w16sdtdh w16sdtfl w16du wp14">
   <w:endnote w:type="separator" w:id="-1">
     <w:p>
       <w:pPr>
@@ -648,7 +610,7 @@
 </file>
 
 <file path=word/footer1.xml><?xml version="1.0" encoding="utf-8"?>
-<w:ftr xmlns:wpc="http://schemas.microsoft.com/office/word/2010/wordprocessingCanvas" xmlns:cx="http://schemas.microsoft.com/office/drawing/2014/chartex" xmlns:cx1="http://schemas.microsoft.com/office/drawing/2015/9/8/chartex" xmlns:cx2="http://schemas.microsoft.com/office/drawing/2015/10/21/chartex" xmlns:cx3="http://schemas.microsoft.com/office/drawing/2016/5/9/chartex" xmlns:cx4="http://schemas.microsoft.com/office/drawing/2016/5/10/chartex" xmlns:cx5="http://schemas.microsoft.com/office/drawing/2016/5/11/chartex" xmlns:cx6="http://schemas.microsoft.com/office/drawing/2016/5/12/chartex" xmlns:cx7="http://schemas.microsoft.com/office/drawing/2016/5/13/chartex" xmlns:cx8="http://schemas.microsoft.com/office/drawing/2016/5/14/chartex" xmlns:mc="http://schemas.openxmlformats.org/markup-compatibility/2006" xmlns:aink="http://schemas.microsoft.com/office/drawing/2016/ink" xmlns:am3d="http://schemas.microsoft.com/office/drawing/2017/model3d" xmlns:o="urn:schemas-microsoft-com:office:office" xmlns:oel="http://schemas.microsoft.com/office/2019/extlst" xmlns:r="http://schemas.openxmlformats.org/officeDocument/2006/relationships" xmlns:m="http://schemas.openxmlformats.org/officeDocument/2006/math" xmlns:v="urn:schemas-microsoft-com:vml" xmlns:wp14="http://schemas.microsoft.com/office/word/2010/wordprocessingDrawing" xmlns:wp="http://schemas.openxmlformats.org/drawingml/2006/wordprocessingDrawing" xmlns:w10="urn:schemas-microsoft-com:office:word" xmlns:w="http://schemas.openxmlformats.org/wordprocessingml/2006/main" xmlns:w14="http://schemas.microsoft.com/office/word/2010/wordml" xmlns:w15="http://schemas.microsoft.com/office/word/2012/wordml" xmlns:w16cex="http://schemas.microsoft.com/office/word/2018/wordml/cex" xmlns:w16cid="http://schemas.microsoft.com/office/word/2016/wordml/cid" xmlns:w16="http://schemas.microsoft.com/office/word/2018/wordml" xmlns:w16sdtdh="http://schemas.microsoft.com/office/word/2020/wordml/sdtdatahash" xmlns:w16se="http://schemas.microsoft.com/office/word/2015/wordml/symex" xmlns:wpg="http://schemas.microsoft.com/office/word/2010/wordprocessingGroup" xmlns:wpi="http://schemas.microsoft.com/office/word/2010/wordprocessingInk" xmlns:wne="http://schemas.microsoft.com/office/word/2006/wordml" xmlns:wps="http://schemas.microsoft.com/office/word/2010/wordprocessingShape" mc:Ignorable="w14 w15 w16se w16cid w16 w16cex w16sdtdh wp14">
+<w:ftr xmlns:wpc="http://schemas.microsoft.com/office/word/2010/wordprocessingCanvas" xmlns:cx="http://schemas.microsoft.com/office/drawing/2014/chartex" xmlns:cx1="http://schemas.microsoft.com/office/drawing/2015/9/8/chartex" xmlns:cx2="http://schemas.microsoft.com/office/drawing/2015/10/21/chartex" xmlns:cx3="http://schemas.microsoft.com/office/drawing/2016/5/9/chartex" xmlns:cx4="http://schemas.microsoft.com/office/drawing/2016/5/10/chartex" xmlns:cx5="http://schemas.microsoft.com/office/drawing/2016/5/11/chartex" xmlns:cx6="http://schemas.microsoft.com/office/drawing/2016/5/12/chartex" xmlns:cx7="http://schemas.microsoft.com/office/drawing/2016/5/13/chartex" xmlns:cx8="http://schemas.microsoft.com/office/drawing/2016/5/14/chartex" xmlns:mc="http://schemas.openxmlformats.org/markup-compatibility/2006" xmlns:aink="http://schemas.microsoft.com/office/drawing/2016/ink" xmlns:am3d="http://schemas.microsoft.com/office/drawing/2017/model3d" xmlns:o="urn:schemas-microsoft-com:office:office" xmlns:oel="http://schemas.microsoft.com/office/2019/extlst" xmlns:r="http://schemas.openxmlformats.org/officeDocument/2006/relationships" xmlns:m="http://schemas.openxmlformats.org/officeDocument/2006/math" xmlns:v="urn:schemas-microsoft-com:vml" xmlns:wp14="http://schemas.microsoft.com/office/word/2010/wordprocessingDrawing" xmlns:wp="http://schemas.openxmlformats.org/drawingml/2006/wordprocessingDrawing" xmlns:w10="urn:schemas-microsoft-com:office:word" xmlns:w="http://schemas.openxmlformats.org/wordprocessingml/2006/main" xmlns:w14="http://schemas.microsoft.com/office/word/2010/wordml" xmlns:w15="http://schemas.microsoft.com/office/word/2012/wordml" xmlns:w16cex="http://schemas.microsoft.com/office/word/2018/wordml/cex" xmlns:w16cid="http://schemas.microsoft.com/office/word/2016/wordml/cid" xmlns:w16="http://schemas.microsoft.com/office/word/2018/wordml" xmlns:w16du="http://schemas.microsoft.com/office/word/2023/wordml/word16du" xmlns:w16sdtdh="http://schemas.microsoft.com/office/word/2020/wordml/sdtdatahash" xmlns:w16sdtfl="http://schemas.microsoft.com/office/word/2024/wordml/sdtformatlock" xmlns:w16se="http://schemas.microsoft.com/office/word/2015/wordml/symex" xmlns:wpg="http://schemas.microsoft.com/office/word/2010/wordprocessingGroup" xmlns:wpi="http://schemas.microsoft.com/office/word/2010/wordprocessingInk" xmlns:wne="http://schemas.microsoft.com/office/word/2006/wordml" xmlns:wps="http://schemas.microsoft.com/office/word/2010/wordprocessingShape" mc:Ignorable="w14 w15 w16se w16cid w16 w16cex w16sdtdh w16sdtfl w16du wp14">
   <w:p>
     <w:pPr>
       <w:pStyle w:val="Footer"/>
@@ -658,7 +620,7 @@
 </file>
 
 <file path=word/footer2.xml><?xml version="1.0" encoding="utf-8"?>
-<w:ftr xmlns:wpc="http://schemas.microsoft.com/office/word/2010/wordprocessingCanvas" xmlns:cx="http://schemas.microsoft.com/office/drawing/2014/chartex" xmlns:cx1="http://schemas.microsoft.com/office/drawing/2015/9/8/chartex" xmlns:cx2="http://schemas.microsoft.com/office/drawing/2015/10/21/chartex" xmlns:cx3="http://schemas.microsoft.com/office/drawing/2016/5/9/chartex" xmlns:cx4="http://schemas.microsoft.com/office/drawing/2016/5/10/chartex" xmlns:cx5="http://schemas.microsoft.com/office/drawing/2016/5/11/chartex" xmlns:cx6="http://schemas.microsoft.com/office/drawing/2016/5/12/chartex" xmlns:cx7="http://schemas.microsoft.com/office/drawing/2016/5/13/chartex" xmlns:cx8="http://schemas.microsoft.com/office/drawing/2016/5/14/chartex" xmlns:mc="http://schemas.openxmlformats.org/markup-compatibility/2006" xmlns:aink="http://schemas.microsoft.com/office/drawing/2016/ink" xmlns:am3d="http://schemas.microsoft.com/office/drawing/2017/model3d" xmlns:o="urn:schemas-microsoft-com:office:office" xmlns:oel="http://schemas.microsoft.com/office/2019/extlst" xmlns:r="http://schemas.openxmlformats.org/officeDocument/2006/relationships" xmlns:m="http://schemas.openxmlformats.org/officeDocument/2006/math" xmlns:v="urn:schemas-microsoft-com:vml" xmlns:wp14="http://schemas.microsoft.com/office/word/2010/wordprocessingDrawing" xmlns:wp="http://schemas.openxmlformats.org/drawingml/2006/wordprocessingDrawing" xmlns:w10="urn:schemas-microsoft-com:office:word" xmlns:w="http://schemas.openxmlformats.org/wordprocessingml/2006/main" xmlns:w14="http://schemas.microsoft.com/office/word/2010/wordml" xmlns:w15="http://schemas.microsoft.com/office/word/2012/wordml" xmlns:w16cex="http://schemas.microsoft.com/office/word/2018/wordml/cex" xmlns:w16cid="http://schemas.microsoft.com/office/word/2016/wordml/cid" xmlns:w16="http://schemas.microsoft.com/office/word/2018/wordml" xmlns:w16sdtdh="http://schemas.microsoft.com/office/word/2020/wordml/sdtdatahash" xmlns:w16se="http://schemas.microsoft.com/office/word/2015/wordml/symex" xmlns:wpg="http://schemas.microsoft.com/office/word/2010/wordprocessingGroup" xmlns:wpi="http://schemas.microsoft.com/office/word/2010/wordprocessingInk" xmlns:wne="http://schemas.microsoft.com/office/word/2006/wordml" xmlns:wps="http://schemas.microsoft.com/office/word/2010/wordprocessingShape" mc:Ignorable="w14 w15 w16se w16cid w16 w16cex w16sdtdh wp14">
+<w:ftr xmlns:wpc="http://schemas.microsoft.com/office/word/2010/wordprocessingCanvas" xmlns:cx="http://schemas.microsoft.com/office/drawing/2014/chartex" xmlns:cx1="http://schemas.microsoft.com/office/drawing/2015/9/8/chartex" xmlns:cx2="http://schemas.microsoft.com/office/drawing/2015/10/21/chartex" xmlns:cx3="http://schemas.microsoft.com/office/drawing/2016/5/9/chartex" xmlns:cx4="http://schemas.microsoft.com/office/drawing/2016/5/10/chartex" xmlns:cx5="http://schemas.microsoft.com/office/drawing/2016/5/11/chartex" xmlns:cx6="http://schemas.microsoft.com/office/drawing/2016/5/12/chartex" xmlns:cx7="http://schemas.microsoft.com/office/drawing/2016/5/13/chartex" xmlns:cx8="http://schemas.microsoft.com/office/drawing/2016/5/14/chartex" xmlns:mc="http://schemas.openxmlformats.org/markup-compatibility/2006" xmlns:aink="http://schemas.microsoft.com/office/drawing/2016/ink" xmlns:am3d="http://schemas.microsoft.com/office/drawing/2017/model3d" xmlns:o="urn:schemas-microsoft-com:office:office" xmlns:oel="http://schemas.microsoft.com/office/2019/extlst" xmlns:r="http://schemas.openxmlformats.org/officeDocument/2006/relationships" xmlns:m="http://schemas.openxmlformats.org/officeDocument/2006/math" xmlns:v="urn:schemas-microsoft-com:vml" xmlns:wp14="http://schemas.microsoft.com/office/word/2010/wordprocessingDrawing" xmlns:wp="http://schemas.openxmlformats.org/drawingml/2006/wordprocessingDrawing" xmlns:w10="urn:schemas-microsoft-com:office:word" xmlns:w="http://schemas.openxmlformats.org/wordprocessingml/2006/main" xmlns:w14="http://schemas.microsoft.com/office/word/2010/wordml" xmlns:w15="http://schemas.microsoft.com/office/word/2012/wordml" xmlns:w16cex="http://schemas.microsoft.com/office/word/2018/wordml/cex" xmlns:w16cid="http://schemas.microsoft.com/office/word/2016/wordml/cid" xmlns:w16="http://schemas.microsoft.com/office/word/2018/wordml" xmlns:w16du="http://schemas.microsoft.com/office/word/2023/wordml/word16du" xmlns:w16sdtdh="http://schemas.microsoft.com/office/word/2020/wordml/sdtdatahash" xmlns:w16sdtfl="http://schemas.microsoft.com/office/word/2024/wordml/sdtformatlock" xmlns:w16se="http://schemas.microsoft.com/office/word/2015/wordml/symex" xmlns:wpg="http://schemas.microsoft.com/office/word/2010/wordprocessingGroup" xmlns:wpi="http://schemas.microsoft.com/office/word/2010/wordprocessingInk" xmlns:wne="http://schemas.microsoft.com/office/word/2006/wordml" xmlns:wps="http://schemas.microsoft.com/office/word/2010/wordprocessingShape" mc:Ignorable="w14 w15 w16se w16cid w16 w16cex w16sdtdh w16sdtfl w16du wp14">
   <w:p>
     <w:pPr>
       <w:pStyle w:val="Footer"/>
@@ -668,7 +630,7 @@
 </file>
 
 <file path=word/footer3.xml><?xml version="1.0" encoding="utf-8"?>
-<w:ftr xmlns:wpc="http://schemas.microsoft.com/office/word/2010/wordprocessingCanvas" xmlns:cx="http://schemas.microsoft.com/office/drawing/2014/chartex" xmlns:cx1="http://schemas.microsoft.com/office/drawing/2015/9/8/chartex" xmlns:cx2="http://schemas.microsoft.com/office/drawing/2015/10/21/chartex" xmlns:cx3="http://schemas.microsoft.com/office/drawing/2016/5/9/chartex" xmlns:cx4="http://schemas.microsoft.com/office/drawing/2016/5/10/chartex" xmlns:cx5="http://schemas.microsoft.com/office/drawing/2016/5/11/chartex" xmlns:cx6="http://schemas.microsoft.com/office/drawing/2016/5/12/chartex" xmlns:cx7="http://schemas.microsoft.com/office/drawing/2016/5/13/chartex" xmlns:cx8="http://schemas.microsoft.com/office/drawing/2016/5/14/chartex" xmlns:mc="http://schemas.openxmlformats.org/markup-compatibility/2006" xmlns:aink="http://schemas.microsoft.com/office/drawing/2016/ink" xmlns:am3d="http://schemas.microsoft.com/office/drawing/2017/model3d" xmlns:o="urn:schemas-microsoft-com:office:office" xmlns:oel="http://schemas.microsoft.com/office/2019/extlst" xmlns:r="http://schemas.openxmlformats.org/officeDocument/2006/relationships" xmlns:m="http://schemas.openxmlformats.org/officeDocument/2006/math" xmlns:v="urn:schemas-microsoft-com:vml" xmlns:wp14="http://schemas.microsoft.com/office/word/2010/wordprocessingDrawing" xmlns:wp="http://schemas.openxmlformats.org/drawingml/2006/wordprocessingDrawing" xmlns:w10="urn:schemas-microsoft-com:office:word" xmlns:w="http://schemas.openxmlformats.org/wordprocessingml/2006/main" xmlns:w14="http://schemas.microsoft.com/office/word/2010/wordml" xmlns:w15="http://schemas.microsoft.com/office/word/2012/wordml" xmlns:w16cex="http://schemas.microsoft.com/office/word/2018/wordml/cex" xmlns:w16cid="http://schemas.microsoft.com/office/word/2016/wordml/cid" xmlns:w16="http://schemas.microsoft.com/office/word/2018/wordml" xmlns:w16sdtdh="http://schemas.microsoft.com/office/word/2020/wordml/sdtdatahash" xmlns:w16se="http://schemas.microsoft.com/office/word/2015/wordml/symex" xmlns:wpg="http://schemas.microsoft.com/office/word/2010/wordprocessingGroup" xmlns:wpi="http://schemas.microsoft.com/office/word/2010/wordprocessingInk" xmlns:wne="http://schemas.microsoft.com/office/word/2006/wordml" xmlns:wps="http://schemas.microsoft.com/office/word/2010/wordprocessingShape" mc:Ignorable="w14 w15 w16se w16cid w16 w16cex w16sdtdh wp14">
+<w:ftr xmlns:wpc="http://schemas.microsoft.com/office/word/2010/wordprocessingCanvas" xmlns:cx="http://schemas.microsoft.com/office/drawing/2014/chartex" xmlns:cx1="http://schemas.microsoft.com/office/drawing/2015/9/8/chartex" xmlns:cx2="http://schemas.microsoft.com/office/drawing/2015/10/21/chartex" xmlns:cx3="http://schemas.microsoft.com/office/drawing/2016/5/9/chartex" xmlns:cx4="http://schemas.microsoft.com/office/drawing/2016/5/10/chartex" xmlns:cx5="http://schemas.microsoft.com/office/drawing/2016/5/11/chartex" xmlns:cx6="http://schemas.microsoft.com/office/drawing/2016/5/12/chartex" xmlns:cx7="http://schemas.microsoft.com/office/drawing/2016/5/13/chartex" xmlns:cx8="http://schemas.microsoft.com/office/drawing/2016/5/14/chartex" xmlns:mc="http://schemas.openxmlformats.org/markup-compatibility/2006" xmlns:aink="http://schemas.microsoft.com/office/drawing/2016/ink" xmlns:am3d="http://schemas.microsoft.com/office/drawing/2017/model3d" xmlns:o="urn:schemas-microsoft-com:office:office" xmlns:oel="http://schemas.microsoft.com/office/2019/extlst" xmlns:r="http://schemas.openxmlformats.org/officeDocument/2006/relationships" xmlns:m="http://schemas.openxmlformats.org/officeDocument/2006/math" xmlns:v="urn:schemas-microsoft-com:vml" xmlns:wp14="http://schemas.microsoft.com/office/word/2010/wordprocessingDrawing" xmlns:wp="http://schemas.openxmlformats.org/drawingml/2006/wordprocessingDrawing" xmlns:w10="urn:schemas-microsoft-com:office:word" xmlns:w="http://schemas.openxmlformats.org/wordprocessingml/2006/main" xmlns:w14="http://schemas.microsoft.com/office/word/2010/wordml" xmlns:w15="http://schemas.microsoft.com/office/word/2012/wordml" xmlns:w16cex="http://schemas.microsoft.com/office/word/2018/wordml/cex" xmlns:w16cid="http://schemas.microsoft.com/office/word/2016/wordml/cid" xmlns:w16="http://schemas.microsoft.com/office/word/2018/wordml" xmlns:w16du="http://schemas.microsoft.com/office/word/2023/wordml/word16du" xmlns:w16sdtdh="http://schemas.microsoft.com/office/word/2020/wordml/sdtdatahash" xmlns:w16sdtfl="http://schemas.microsoft.com/office/word/2024/wordml/sdtformatlock" xmlns:w16se="http://schemas.microsoft.com/office/word/2015/wordml/symex" xmlns:wpg="http://schemas.microsoft.com/office/word/2010/wordprocessingGroup" xmlns:wpi="http://schemas.microsoft.com/office/word/2010/wordprocessingInk" xmlns:wne="http://schemas.microsoft.com/office/word/2006/wordml" xmlns:wps="http://schemas.microsoft.com/office/word/2010/wordprocessingShape" mc:Ignorable="w14 w15 w16se w16cid w16 w16cex w16sdtdh w16sdtfl w16du wp14">
   <w:p>
     <w:pPr>
       <w:pStyle w:val="Footer"/>
@@ -678,7 +640,7 @@
 </file>
 
 <file path=word/footnotes.xml><?xml version="1.0" encoding="utf-8"?>
-<w:footnotes xmlns:wpc="http://schemas.microsoft.com/office/word/2010/wordprocessingCanvas" xmlns:cx="http://schemas.microsoft.com/office/drawing/2014/chartex" xmlns:cx1="http://schemas.microsoft.com/office/drawing/2015/9/8/chartex" xmlns:cx2="http://schemas.microsoft.com/office/drawing/2015/10/21/chartex" xmlns:cx3="http://schemas.microsoft.com/office/drawing/2016/5/9/chartex" xmlns:cx4="http://schemas.microsoft.com/office/drawing/2016/5/10/chartex" xmlns:cx5="http://schemas.microsoft.com/office/drawing/2016/5/11/chartex" xmlns:cx6="http://schemas.microsoft.com/office/drawing/2016/5/12/chartex" xmlns:cx7="http://schemas.microsoft.com/office/drawing/2016/5/13/chartex" xmlns:cx8="http://schemas.microsoft.com/office/drawing/2016/5/14/chartex" xmlns:mc="http://schemas.openxmlformats.org/markup-compatibility/2006" xmlns:aink="http://schemas.microsoft.com/office/drawing/2016/ink" xmlns:am3d="http://schemas.microsoft.com/office/drawing/2017/model3d" xmlns:o="urn:schemas-microsoft-com:office:office" xmlns:oel="http://schemas.microsoft.com/office/2019/extlst" xmlns:r="http://schemas.openxmlformats.org/officeDocument/2006/relationships" xmlns:m="http://schemas.openxmlformats.org/officeDocument/2006/math" xmlns:v="urn:schemas-microsoft-com:vml" xmlns:wp14="http://schemas.microsoft.com/office/word/2010/wordprocessingDrawing" xmlns:wp="http://schemas.openxmlformats.org/drawingml/2006/wordprocessingDrawing" xmlns:w10="urn:schemas-microsoft-com:office:word" xmlns:w="http://schemas.openxmlformats.org/wordprocessingml/2006/main" xmlns:w14="http://schemas.microsoft.com/office/word/2010/wordml" xmlns:w15="http://schemas.microsoft.com/office/word/2012/wordml" xmlns:w16cex="http://schemas.microsoft.com/office/word/2018/wordml/cex" xmlns:w16cid="http://schemas.microsoft.com/office/word/2016/wordml/cid" xmlns:w16="http://schemas.microsoft.com/office/word/2018/wordml" xmlns:w16sdtdh="http://schemas.microsoft.com/office/word/2020/wordml/sdtdatahash" xmlns:w16se="http://schemas.microsoft.com/office/word/2015/wordml/symex" xmlns:wpg="http://schemas.microsoft.com/office/word/2010/wordprocessingGroup" xmlns:wpi="http://schemas.microsoft.com/office/word/2010/wordprocessingInk" xmlns:wne="http://schemas.microsoft.com/office/word/2006/wordml" xmlns:wps="http://schemas.microsoft.com/office/word/2010/wordprocessingShape" mc:Ignorable="w14 w15 w16se w16cid w16 w16cex w16sdtdh wp14">
+<w:footnotes xmlns:wpc="http://schemas.microsoft.com/office/word/2010/wordprocessingCanvas" xmlns:cx="http://schemas.microsoft.com/office/drawing/2014/chartex" xmlns:cx1="http://schemas.microsoft.com/office/drawing/2015/9/8/chartex" xmlns:cx2="http://schemas.microsoft.com/office/drawing/2015/10/21/chartex" xmlns:cx3="http://schemas.microsoft.com/office/drawing/2016/5/9/chartex" xmlns:cx4="http://schemas.microsoft.com/office/drawing/2016/5/10/chartex" xmlns:cx5="http://schemas.microsoft.com/office/drawing/2016/5/11/chartex" xmlns:cx6="http://schemas.microsoft.com/office/drawing/2016/5/12/chartex" xmlns:cx7="http://schemas.microsoft.com/office/drawing/2016/5/13/chartex" xmlns:cx8="http://schemas.microsoft.com/office/drawing/2016/5/14/chartex" xmlns:mc="http://schemas.openxmlformats.org/markup-compatibility/2006" xmlns:aink="http://schemas.microsoft.com/office/drawing/2016/ink" xmlns:am3d="http://schemas.microsoft.com/office/drawing/2017/model3d" xmlns:o="urn:schemas-microsoft-com:office:office" xmlns:oel="http://schemas.microsoft.com/office/2019/extlst" xmlns:r="http://schemas.openxmlformats.org/officeDocument/2006/relationships" xmlns:m="http://schemas.openxmlformats.org/officeDocument/2006/math" xmlns:v="urn:schemas-microsoft-com:vml" xmlns:wp14="http://schemas.microsoft.com/office/word/2010/wordprocessingDrawing" xmlns:wp="http://schemas.openxmlformats.org/drawingml/2006/wordprocessingDrawing" xmlns:w10="urn:schemas-microsoft-com:office:word" xmlns:w="http://schemas.openxmlformats.org/wordprocessingml/2006/main" xmlns:w14="http://schemas.microsoft.com/office/word/2010/wordml" xmlns:w15="http://schemas.microsoft.com/office/word/2012/wordml" xmlns:w16cex="http://schemas.microsoft.com/office/word/2018/wordml/cex" xmlns:w16cid="http://schemas.microsoft.com/office/word/2016/wordml/cid" xmlns:w16="http://schemas.microsoft.com/office/word/2018/wordml" xmlns:w16du="http://schemas.microsoft.com/office/word/2023/wordml/word16du" xmlns:w16sdtdh="http://schemas.microsoft.com/office/word/2020/wordml/sdtdatahash" xmlns:w16sdtfl="http://schemas.microsoft.com/office/word/2024/wordml/sdtformatlock" xmlns:w16se="http://schemas.microsoft.com/office/word/2015/wordml/symex" xmlns:wpg="http://schemas.microsoft.com/office/word/2010/wordprocessingGroup" xmlns:wpi="http://schemas.microsoft.com/office/word/2010/wordprocessingInk" xmlns:wne="http://schemas.microsoft.com/office/word/2006/wordml" xmlns:wps="http://schemas.microsoft.com/office/word/2010/wordprocessingShape" mc:Ignorable="w14 w15 w16se w16cid w16 w16cex w16sdtdh w16sdtfl w16du wp14">
   <w:footnote w:type="separator" w:id="-1">
     <w:p>
       <w:pPr>
@@ -703,7 +665,7 @@
 </file>
 
 <file path=word/header1.xml><?xml version="1.0" encoding="utf-8"?>
-<w:hdr xmlns:wpc="http://schemas.microsoft.com/office/word/2010/wordprocessingCanvas" xmlns:cx="http://schemas.microsoft.com/office/drawing/2014/chartex" xmlns:cx1="http://schemas.microsoft.com/office/drawing/2015/9/8/chartex" xmlns:cx2="http://schemas.microsoft.com/office/drawing/2015/10/21/chartex" xmlns:cx3="http://schemas.microsoft.com/office/drawing/2016/5/9/chartex" xmlns:cx4="http://schemas.microsoft.com/office/drawing/2016/5/10/chartex" xmlns:cx5="http://schemas.microsoft.com/office/drawing/2016/5/11/chartex" xmlns:cx6="http://schemas.microsoft.com/office/drawing/2016/5/12/chartex" xmlns:cx7="http://schemas.microsoft.com/office/drawing/2016/5/13/chartex" xmlns:cx8="http://schemas.microsoft.com/office/drawing/2016/5/14/chartex" xmlns:mc="http://schemas.openxmlformats.org/markup-compatibility/2006" xmlns:aink="http://schemas.microsoft.com/office/drawing/2016/ink" xmlns:am3d="http://schemas.microsoft.com/office/drawing/2017/model3d" xmlns:o="urn:schemas-microsoft-com:office:office" xmlns:oel="http://schemas.microsoft.com/office/2019/extlst" xmlns:r="http://schemas.openxmlformats.org/officeDocument/2006/relationships" xmlns:m="http://schemas.openxmlformats.org/officeDocument/2006/math" xmlns:v="urn:schemas-microsoft-com:vml" xmlns:wp14="http://schemas.microsoft.com/office/word/2010/wordprocessingDrawing" xmlns:wp="http://schemas.openxmlformats.org/drawingml/2006/wordprocessingDrawing" xmlns:w10="urn:schemas-microsoft-com:office:word" xmlns:w="http://schemas.openxmlformats.org/wordprocessingml/2006/main" xmlns:w14="http://schemas.microsoft.com/office/word/2010/wordml" xmlns:w15="http://schemas.microsoft.com/office/word/2012/wordml" xmlns:w16cex="http://schemas.microsoft.com/office/word/2018/wordml/cex" xmlns:w16cid="http://schemas.microsoft.com/office/word/2016/wordml/cid" xmlns:w16="http://schemas.microsoft.com/office/word/2018/wordml" xmlns:w16sdtdh="http://schemas.microsoft.com/office/word/2020/wordml/sdtdatahash" xmlns:w16se="http://schemas.microsoft.com/office/word/2015/wordml/symex" xmlns:wpg="http://schemas.microsoft.com/office/word/2010/wordprocessingGroup" xmlns:wpi="http://schemas.microsoft.com/office/word/2010/wordprocessingInk" xmlns:wne="http://schemas.microsoft.com/office/word/2006/wordml" xmlns:wps="http://schemas.microsoft.com/office/word/2010/wordprocessingShape" mc:Ignorable="w14 w15 w16se w16cid w16 w16cex w16sdtdh wp14">
+<w:hdr xmlns:wpc="http://schemas.microsoft.com/office/word/2010/wordprocessingCanvas" xmlns:cx="http://schemas.microsoft.com/office/drawing/2014/chartex" xmlns:cx1="http://schemas.microsoft.com/office/drawing/2015/9/8/chartex" xmlns:cx2="http://schemas.microsoft.com/office/drawing/2015/10/21/chartex" xmlns:cx3="http://schemas.microsoft.com/office/drawing/2016/5/9/chartex" xmlns:cx4="http://schemas.microsoft.com/office/drawing/2016/5/10/chartex" xmlns:cx5="http://schemas.microsoft.com/office/drawing/2016/5/11/chartex" xmlns:cx6="http://schemas.microsoft.com/office/drawing/2016/5/12/chartex" xmlns:cx7="http://schemas.microsoft.com/office/drawing/2016/5/13/chartex" xmlns:cx8="http://schemas.microsoft.com/office/drawing/2016/5/14/chartex" xmlns:mc="http://schemas.openxmlformats.org/markup-compatibility/2006" xmlns:aink="http://schemas.microsoft.com/office/drawing/2016/ink" xmlns:am3d="http://schemas.microsoft.com/office/drawing/2017/model3d" xmlns:o="urn:schemas-microsoft-com:office:office" xmlns:oel="http://schemas.microsoft.com/office/2019/extlst" xmlns:r="http://schemas.openxmlformats.org/officeDocument/2006/relationships" xmlns:m="http://schemas.openxmlformats.org/officeDocument/2006/math" xmlns:v="urn:schemas-microsoft-com:vml" xmlns:wp14="http://schemas.microsoft.com/office/word/2010/wordprocessingDrawing" xmlns:wp="http://schemas.openxmlformats.org/drawingml/2006/wordprocessingDrawing" xmlns:w10="urn:schemas-microsoft-com:office:word" xmlns:w="http://schemas.openxmlformats.org/wordprocessingml/2006/main" xmlns:w14="http://schemas.microsoft.com/office/word/2010/wordml" xmlns:w15="http://schemas.microsoft.com/office/word/2012/wordml" xmlns:w16cex="http://schemas.microsoft.com/office/word/2018/wordml/cex" xmlns:w16cid="http://schemas.microsoft.com/office/word/2016/wordml/cid" xmlns:w16="http://schemas.microsoft.com/office/word/2018/wordml" xmlns:w16du="http://schemas.microsoft.com/office/word/2023/wordml/word16du" xmlns:w16sdtdh="http://schemas.microsoft.com/office/word/2020/wordml/sdtdatahash" xmlns:w16sdtfl="http://schemas.microsoft.com/office/word/2024/wordml/sdtformatlock" xmlns:w16se="http://schemas.microsoft.com/office/word/2015/wordml/symex" xmlns:wpg="http://schemas.microsoft.com/office/word/2010/wordprocessingGroup" xmlns:wpi="http://schemas.microsoft.com/office/word/2010/wordprocessingInk" xmlns:wne="http://schemas.microsoft.com/office/word/2006/wordml" xmlns:wps="http://schemas.microsoft.com/office/word/2010/wordprocessingShape" mc:Ignorable="w14 w15 w16se w16cid w16 w16cex w16sdtdh w16sdtfl w16du wp14">
   <w:p>
     <w:pPr>
       <w:pStyle w:val="Header"/>
@@ -713,7 +675,7 @@
 </file>
 
 <file path=word/header2.xml><?xml version="1.0" encoding="utf-8"?>
-<w:hdr xmlns:wpc="http://schemas.microsoft.com/office/word/2010/wordprocessingCanvas" xmlns:cx="http://schemas.microsoft.com/office/drawing/2014/chartex" xmlns:cx1="http://schemas.microsoft.com/office/drawing/2015/9/8/chartex" xmlns:cx2="http://schemas.microsoft.com/office/drawing/2015/10/21/chartex" xmlns:cx3="http://schemas.microsoft.com/office/drawing/2016/5/9/chartex" xmlns:cx4="http://schemas.microsoft.com/office/drawing/2016/5/10/chartex" xmlns:cx5="http://schemas.microsoft.com/office/drawing/2016/5/11/chartex" xmlns:cx6="http://schemas.microsoft.com/office/drawing/2016/5/12/chartex" xmlns:cx7="http://schemas.microsoft.com/office/drawing/2016/5/13/chartex" xmlns:cx8="http://schemas.microsoft.com/office/drawing/2016/5/14/chartex" xmlns:mc="http://schemas.openxmlformats.org/markup-compatibility/2006" xmlns:aink="http://schemas.microsoft.com/office/drawing/2016/ink" xmlns:am3d="http://schemas.microsoft.com/office/drawing/2017/model3d" xmlns:o="urn:schemas-microsoft-com:office:office" xmlns:oel="http://schemas.microsoft.com/office/2019/extlst" xmlns:r="http://schemas.openxmlformats.org/officeDocument/2006/relationships" xmlns:m="http://schemas.openxmlformats.org/officeDocument/2006/math" xmlns:v="urn:schemas-microsoft-com:vml" xmlns:wp14="http://schemas.microsoft.com/office/word/2010/wordprocessingDrawing" xmlns:wp="http://schemas.openxmlformats.org/drawingml/2006/wordprocessingDrawing" xmlns:w10="urn:schemas-microsoft-com:office:word" xmlns:w="http://schemas.openxmlformats.org/wordprocessingml/2006/main" xmlns:w14="http://schemas.microsoft.com/office/word/2010/wordml" xmlns:w15="http://schemas.microsoft.com/office/word/2012/wordml" xmlns:w16cex="http://schemas.microsoft.com/office/word/2018/wordml/cex" xmlns:w16cid="http://schemas.microsoft.com/office/word/2016/wordml/cid" xmlns:w16="http://schemas.microsoft.com/office/word/2018/wordml" xmlns:w16sdtdh="http://schemas.microsoft.com/office/word/2020/wordml/sdtdatahash" xmlns:w16se="http://schemas.microsoft.com/office/word/2015/wordml/symex" xmlns:wpg="http://schemas.microsoft.com/office/word/2010/wordprocessingGroup" xmlns:wpi="http://schemas.microsoft.com/office/word/2010/wordprocessingInk" xmlns:wne="http://schemas.microsoft.com/office/word/2006/wordml" xmlns:wps="http://schemas.microsoft.com/office/word/2010/wordprocessingShape" mc:Ignorable="w14 w15 w16se w16cid w16 w16cex w16sdtdh wp14">
+<w:hdr xmlns:wpc="http://schemas.microsoft.com/office/word/2010/wordprocessingCanvas" xmlns:cx="http://schemas.microsoft.com/office/drawing/2014/chartex" xmlns:cx1="http://schemas.microsoft.com/office/drawing/2015/9/8/chartex" xmlns:cx2="http://schemas.microsoft.com/office/drawing/2015/10/21/chartex" xmlns:cx3="http://schemas.microsoft.com/office/drawing/2016/5/9/chartex" xmlns:cx4="http://schemas.microsoft.com/office/drawing/2016/5/10/chartex" xmlns:cx5="http://schemas.microsoft.com/office/drawing/2016/5/11/chartex" xmlns:cx6="http://schemas.microsoft.com/office/drawing/2016/5/12/chartex" xmlns:cx7="http://schemas.microsoft.com/office/drawing/2016/5/13/chartex" xmlns:cx8="http://schemas.microsoft.com/office/drawing/2016/5/14/chartex" xmlns:mc="http://schemas.openxmlformats.org/markup-compatibility/2006" xmlns:aink="http://schemas.microsoft.com/office/drawing/2016/ink" xmlns:am3d="http://schemas.microsoft.com/office/drawing/2017/model3d" xmlns:o="urn:schemas-microsoft-com:office:office" xmlns:oel="http://schemas.microsoft.com/office/2019/extlst" xmlns:r="http://schemas.openxmlformats.org/officeDocument/2006/relationships" xmlns:m="http://schemas.openxmlformats.org/officeDocument/2006/math" xmlns:v="urn:schemas-microsoft-com:vml" xmlns:wp14="http://schemas.microsoft.com/office/word/2010/wordprocessingDrawing" xmlns:wp="http://schemas.openxmlformats.org/drawingml/2006/wordprocessingDrawing" xmlns:w10="urn:schemas-microsoft-com:office:word" xmlns:w="http://schemas.openxmlformats.org/wordprocessingml/2006/main" xmlns:w14="http://schemas.microsoft.com/office/word/2010/wordml" xmlns:w15="http://schemas.microsoft.com/office/word/2012/wordml" xmlns:w16cex="http://schemas.microsoft.com/office/word/2018/wordml/cex" xmlns:w16cid="http://schemas.microsoft.com/office/word/2016/wordml/cid" xmlns:w16="http://schemas.microsoft.com/office/word/2018/wordml" xmlns:w16du="http://schemas.microsoft.com/office/word/2023/wordml/word16du" xmlns:w16sdtdh="http://schemas.microsoft.com/office/word/2020/wordml/sdtdatahash" xmlns:w16sdtfl="http://schemas.microsoft.com/office/word/2024/wordml/sdtformatlock" xmlns:w16se="http://schemas.microsoft.com/office/word/2015/wordml/symex" xmlns:wpg="http://schemas.microsoft.com/office/word/2010/wordprocessingGroup" xmlns:wpi="http://schemas.microsoft.com/office/word/2010/wordprocessingInk" xmlns:wne="http://schemas.microsoft.com/office/word/2006/wordml" xmlns:wps="http://schemas.microsoft.com/office/word/2010/wordprocessingShape" mc:Ignorable="w14 w15 w16se w16cid w16 w16cex w16sdtdh w16sdtfl w16du wp14">
   <w:p>
     <w:pPr>
       <w:pStyle w:val="Header"/>
@@ -724,7 +686,7 @@
 </file>
 
 <file path=word/header3.xml><?xml version="1.0" encoding="utf-8"?>
-<w:hdr xmlns:wpc="http://schemas.microsoft.com/office/word/2010/wordprocessingCanvas" xmlns:cx="http://schemas.microsoft.com/office/drawing/2014/chartex" xmlns:cx1="http://schemas.microsoft.com/office/drawing/2015/9/8/chartex" xmlns:cx2="http://schemas.microsoft.com/office/drawing/2015/10/21/chartex" xmlns:cx3="http://schemas.microsoft.com/office/drawing/2016/5/9/chartex" xmlns:cx4="http://schemas.microsoft.com/office/drawing/2016/5/10/chartex" xmlns:cx5="http://schemas.microsoft.com/office/drawing/2016/5/11/chartex" xmlns:cx6="http://schemas.microsoft.com/office/drawing/2016/5/12/chartex" xmlns:cx7="http://schemas.microsoft.com/office/drawing/2016/5/13/chartex" xmlns:cx8="http://schemas.microsoft.com/office/drawing/2016/5/14/chartex" xmlns:mc="http://schemas.openxmlformats.org/markup-compatibility/2006" xmlns:aink="http://schemas.microsoft.com/office/drawing/2016/ink" xmlns:am3d="http://schemas.microsoft.com/office/drawing/2017/model3d" xmlns:o="urn:schemas-microsoft-com:office:office" xmlns:oel="http://schemas.microsoft.com/office/2019/extlst" xmlns:r="http://schemas.openxmlformats.org/officeDocument/2006/relationships" xmlns:m="http://schemas.openxmlformats.org/officeDocument/2006/math" xmlns:v="urn:schemas-microsoft-com:vml" xmlns:wp14="http://schemas.microsoft.com/office/word/2010/wordprocessingDrawing" xmlns:wp="http://schemas.openxmlformats.org/drawingml/2006/wordprocessingDrawing" xmlns:w10="urn:schemas-microsoft-com:office:word" xmlns:w="http://schemas.openxmlformats.org/wordprocessingml/2006/main" xmlns:w14="http://schemas.microsoft.com/office/word/2010/wordml" xmlns:w15="http://schemas.microsoft.com/office/word/2012/wordml" xmlns:w16cex="http://schemas.microsoft.com/office/word/2018/wordml/cex" xmlns:w16cid="http://schemas.microsoft.com/office/word/2016/wordml/cid" xmlns:w16="http://schemas.microsoft.com/office/word/2018/wordml" xmlns:w16sdtdh="http://schemas.microsoft.com/office/word/2020/wordml/sdtdatahash" xmlns:w16se="http://schemas.microsoft.com/office/word/2015/wordml/symex" xmlns:wpg="http://schemas.microsoft.com/office/word/2010/wordprocessingGroup" xmlns:wpi="http://schemas.microsoft.com/office/word/2010/wordprocessingInk" xmlns:wne="http://schemas.microsoft.com/office/word/2006/wordml" xmlns:wps="http://schemas.microsoft.com/office/word/2010/wordprocessingShape" mc:Ignorable="w14 w15 w16se w16cid w16 w16cex w16sdtdh wp14">
+<w:hdr xmlns:wpc="http://schemas.microsoft.com/office/word/2010/wordprocessingCanvas" xmlns:cx="http://schemas.microsoft.com/office/drawing/2014/chartex" xmlns:cx1="http://schemas.microsoft.com/office/drawing/2015/9/8/chartex" xmlns:cx2="http://schemas.microsoft.com/office/drawing/2015/10/21/chartex" xmlns:cx3="http://schemas.microsoft.com/office/drawing/2016/5/9/chartex" xmlns:cx4="http://schemas.microsoft.com/office/drawing/2016/5/10/chartex" xmlns:cx5="http://schemas.microsoft.com/office/drawing/2016/5/11/chartex" xmlns:cx6="http://schemas.microsoft.com/office/drawing/2016/5/12/chartex" xmlns:cx7="http://schemas.microsoft.com/office/drawing/2016/5/13/chartex" xmlns:cx8="http://schemas.microsoft.com/office/drawing/2016/5/14/chartex" xmlns:mc="http://schemas.openxmlformats.org/markup-compatibility/2006" xmlns:aink="http://schemas.microsoft.com/office/drawing/2016/ink" xmlns:am3d="http://schemas.microsoft.com/office/drawing/2017/model3d" xmlns:o="urn:schemas-microsoft-com:office:office" xmlns:oel="http://schemas.microsoft.com/office/2019/extlst" xmlns:r="http://schemas.openxmlformats.org/officeDocument/2006/relationships" xmlns:m="http://schemas.openxmlformats.org/officeDocument/2006/math" xmlns:v="urn:schemas-microsoft-com:vml" xmlns:wp14="http://schemas.microsoft.com/office/word/2010/wordprocessingDrawing" xmlns:wp="http://schemas.openxmlformats.org/drawingml/2006/wordprocessingDrawing" xmlns:w10="urn:schemas-microsoft-com:office:word" xmlns:w="http://schemas.openxmlformats.org/wordprocessingml/2006/main" xmlns:w14="http://schemas.microsoft.com/office/word/2010/wordml" xmlns:w15="http://schemas.microsoft.com/office/word/2012/wordml" xmlns:w16cex="http://schemas.microsoft.com/office/word/2018/wordml/cex" xmlns:w16cid="http://schemas.microsoft.com/office/word/2016/wordml/cid" xmlns:w16="http://schemas.microsoft.com/office/word/2018/wordml" xmlns:w16du="http://schemas.microsoft.com/office/word/2023/wordml/word16du" xmlns:w16sdtdh="http://schemas.microsoft.com/office/word/2020/wordml/sdtdatahash" xmlns:w16sdtfl="http://schemas.microsoft.com/office/word/2024/wordml/sdtformatlock" xmlns:w16se="http://schemas.microsoft.com/office/word/2015/wordml/symex" xmlns:wpg="http://schemas.microsoft.com/office/word/2010/wordprocessingGroup" xmlns:wpi="http://schemas.microsoft.com/office/word/2010/wordprocessingInk" xmlns:wne="http://schemas.microsoft.com/office/word/2006/wordml" xmlns:wps="http://schemas.microsoft.com/office/word/2010/wordprocessingShape" mc:Ignorable="w14 w15 w16se w16cid w16 w16cex w16sdtdh w16sdtfl w16du wp14">
   <w:p>
     <w:pPr>
       <w:pStyle w:val="Header"/>
@@ -733,7 +695,7 @@
     <w:r>
       <w:tab/>
       <w:tab/>
-      <w:t>2026-06-17</w:t>
+      <w:t>2026-06-18</w:t>
       <w:br/>
       <w:br/>
     </w:r>
@@ -750,7 +712,7 @@
 </file>
 
 <file path=word/numbering.xml><?xml version="1.0" encoding="utf-8"?>
-<w:numbering xmlns:wpc="http://schemas.microsoft.com/office/word/2010/wordprocessingCanvas" xmlns:cx="http://schemas.microsoft.com/office/drawing/2014/chartex" xmlns:cx1="http://schemas.microsoft.com/office/drawing/2015/9/8/chartex" xmlns:cx2="http://schemas.microsoft.com/office/drawing/2015/10/21/chartex" xmlns:cx3="http://schemas.microsoft.com/office/drawing/2016/5/9/chartex" xmlns:cx4="http://schemas.microsoft.com/office/drawing/2016/5/10/chartex" xmlns:cx5="http://schemas.microsoft.com/office/drawing/2016/5/11/chartex" xmlns:cx6="http://schemas.microsoft.com/office/drawing/2016/5/12/chartex" xmlns:cx7="http://schemas.microsoft.com/office/drawing/2016/5/13/chartex" xmlns:cx8="http://schemas.microsoft.com/office/drawing/2016/5/14/chartex" xmlns:mc="http://schemas.openxmlformats.org/markup-compatibility/2006" xmlns:aink="http://schemas.microsoft.com/office/drawing/2016/ink" xmlns:am3d="http://schemas.microsoft.com/office/drawing/2017/model3d" xmlns:o="urn:schemas-microsoft-com:office:office" xmlns:oel="http://schemas.microsoft.com/office/2019/extlst" xmlns:r="http://schemas.openxmlformats.org/officeDocument/2006/relationships" xmlns:m="http://schemas.openxmlformats.org/officeDocument/2006/math" xmlns:v="urn:schemas-microsoft-com:vml" xmlns:wp14="http://schemas.microsoft.com/office/word/2010/wordprocessingDrawing" xmlns:wp="http://schemas.openxmlformats.org/drawingml/2006/wordprocessingDrawing" xmlns:w10="urn:schemas-microsoft-com:office:word" xmlns:w="http://schemas.openxmlformats.org/wordprocessingml/2006/main" xmlns:w14="http://schemas.microsoft.com/office/word/2010/wordml" xmlns:w15="http://schemas.microsoft.com/office/word/2012/wordml" xmlns:w16cex="http://schemas.microsoft.com/office/word/2018/wordml/cex" xmlns:w16cid="http://schemas.microsoft.com/office/word/2016/wordml/cid" xmlns:w16="http://schemas.microsoft.com/office/word/2018/wordml" xmlns:w16sdtdh="http://schemas.microsoft.com/office/word/2020/wordml/sdtdatahash" xmlns:w16se="http://schemas.microsoft.com/office/word/2015/wordml/symex" xmlns:wpg="http://schemas.microsoft.com/office/word/2010/wordprocessingGroup" xmlns:wpi="http://schemas.microsoft.com/office/word/2010/wordprocessingInk" xmlns:wne="http://schemas.microsoft.com/office/word/2006/wordml" xmlns:wps="http://schemas.microsoft.com/office/word/2010/wordprocessingShape" mc:Ignorable="w14 w15 w16se w16cid w16 w16cex w16sdtdh wp14">
+<w:numbering xmlns:wpc="http://schemas.microsoft.com/office/word/2010/wordprocessingCanvas" xmlns:cx="http://schemas.microsoft.com/office/drawing/2014/chartex" xmlns:cx1="http://schemas.microsoft.com/office/drawing/2015/9/8/chartex" xmlns:cx2="http://schemas.microsoft.com/office/drawing/2015/10/21/chartex" xmlns:cx3="http://schemas.microsoft.com/office/drawing/2016/5/9/chartex" xmlns:cx4="http://schemas.microsoft.com/office/drawing/2016/5/10/chartex" xmlns:cx5="http://schemas.microsoft.com/office/drawing/2016/5/11/chartex" xmlns:cx6="http://schemas.microsoft.com/office/drawing/2016/5/12/chartex" xmlns:cx7="http://schemas.microsoft.com/office/drawing/2016/5/13/chartex" xmlns:cx8="http://schemas.microsoft.com/office/drawing/2016/5/14/chartex" xmlns:mc="http://schemas.openxmlformats.org/markup-compatibility/2006" xmlns:aink="http://schemas.microsoft.com/office/drawing/2016/ink" xmlns:am3d="http://schemas.microsoft.com/office/drawing/2017/model3d" xmlns:o="urn:schemas-microsoft-com:office:office" xmlns:oel="http://schemas.microsoft.com/office/2019/extlst" xmlns:r="http://schemas.openxmlformats.org/officeDocument/2006/relationships" xmlns:m="http://schemas.openxmlformats.org/officeDocument/2006/math" xmlns:v="urn:schemas-microsoft-com:vml" xmlns:wp14="http://schemas.microsoft.com/office/word/2010/wordprocessingDrawing" xmlns:wp="http://schemas.openxmlformats.org/drawingml/2006/wordprocessingDrawing" xmlns:w10="urn:schemas-microsoft-com:office:word" xmlns:w="http://schemas.openxmlformats.org/wordprocessingml/2006/main" xmlns:w14="http://schemas.microsoft.com/office/word/2010/wordml" xmlns:w15="http://schemas.microsoft.com/office/word/2012/wordml" xmlns:w16cex="http://schemas.microsoft.com/office/word/2018/wordml/cex" xmlns:w16cid="http://schemas.microsoft.com/office/word/2016/wordml/cid" xmlns:w16="http://schemas.microsoft.com/office/word/2018/wordml" xmlns:w16du="http://schemas.microsoft.com/office/word/2023/wordml/word16du" xmlns:w16sdtdh="http://schemas.microsoft.com/office/word/2020/wordml/sdtdatahash" xmlns:w16sdtfl="http://schemas.microsoft.com/office/word/2024/wordml/sdtformatlock" xmlns:w16se="http://schemas.microsoft.com/office/word/2015/wordml/symex" xmlns:wpg="http://schemas.microsoft.com/office/word/2010/wordprocessingGroup" xmlns:wpi="http://schemas.microsoft.com/office/word/2010/wordprocessingInk" xmlns:wne="http://schemas.microsoft.com/office/word/2006/wordml" xmlns:wps="http://schemas.microsoft.com/office/word/2010/wordprocessingShape" mc:Ignorable="w14 w15 w16se w16cid w16 w16cex w16sdtdh w16sdtfl w16du wp14">
   <w:abstractNum w:abstractNumId="0" w15:restartNumberingAfterBreak="0">
     <w:nsid w:val="FFFFFF7C"/>
     <w:multiLevelType w:val="singleLevel"/>
@@ -953,7 +915,7 @@
 </file>
 
 <file path=word/styles.xml><?xml version="1.0" encoding="utf-8"?>
-<w:styles xmlns:mc="http://schemas.openxmlformats.org/markup-compatibility/2006" xmlns:r="http://schemas.openxmlformats.org/officeDocument/2006/relationships" xmlns:w="http://schemas.openxmlformats.org/wordprocessingml/2006/main" xmlns:w14="http://schemas.microsoft.com/office/word/2010/wordml" xmlns:w15="http://schemas.microsoft.com/office/word/2012/wordml" xmlns:w16cex="http://schemas.microsoft.com/office/word/2018/wordml/cex" xmlns:w16cid="http://schemas.microsoft.com/office/word/2016/wordml/cid" xmlns:w16="http://schemas.microsoft.com/office/word/2018/wordml" xmlns:w16sdtdh="http://schemas.microsoft.com/office/word/2020/wordml/sdtdatahash" xmlns:w16se="http://schemas.microsoft.com/office/word/2015/wordml/symex" mc:Ignorable="w14 w15 w16se w16cid w16 w16cex w16sdtdh">
+<w:styles xmlns:mc="http://schemas.openxmlformats.org/markup-compatibility/2006" xmlns:r="http://schemas.openxmlformats.org/officeDocument/2006/relationships" xmlns:w="http://schemas.openxmlformats.org/wordprocessingml/2006/main" xmlns:w14="http://schemas.microsoft.com/office/word/2010/wordml" xmlns:w15="http://schemas.microsoft.com/office/word/2012/wordml" xmlns:w16cex="http://schemas.microsoft.com/office/word/2018/wordml/cex" xmlns:w16cid="http://schemas.microsoft.com/office/word/2016/wordml/cid" xmlns:w16="http://schemas.microsoft.com/office/word/2018/wordml" xmlns:w16du="http://schemas.microsoft.com/office/word/2023/wordml/word16du" xmlns:w16sdtdh="http://schemas.microsoft.com/office/word/2020/wordml/sdtdatahash" xmlns:w16sdtfl="http://schemas.microsoft.com/office/word/2024/wordml/sdtformatlock" xmlns:w16se="http://schemas.microsoft.com/office/word/2015/wordml/symex" mc:Ignorable="w14 w15 w16se w16cid w16 w16cex w16sdtdh w16sdtfl w16du">
   <w:docDefaults>
     <w:rPrDefault>
       <w:rPr>
@@ -1711,7 +1673,7 @@
     <w:link w:val="TitleChar"/>
     <w:uiPriority w:val="10"/>
     <w:qFormat/>
-    <w:rsid w:val="007106C8"/>
+    <w:rsid w:val="00E854FA"/>
     <w:pPr>
       <w:spacing w:after="300" w:line="240" w:lineRule="auto"/>
       <w:contextualSpacing/>
@@ -1721,7 +1683,7 @@
       <w:rFonts w:eastAsiaTheme="majorEastAsia" w:cstheme="majorBidi"/>
       <w:spacing w:val="5"/>
       <w:kern w:val="28"/>
-      <w:sz w:val="52"/>
+      <w:sz w:val="40"/>
       <w:szCs w:val="52"/>
       <w:lang w:val="sv-SE" w:eastAsia="en-US" w:bidi="ar-SA"/>
     </w:rPr>
@@ -1731,12 +1693,12 @@
     <w:basedOn w:val="DefaultParagraphFont"/>
     <w:link w:val="Title"/>
     <w:uiPriority w:val="10"/>
-    <w:rsid w:val="007106C8"/>
+    <w:rsid w:val="00E854FA"/>
     <w:rPr>
       <w:rFonts w:ascii="Times New Roman" w:eastAsiaTheme="majorEastAsia" w:hAnsi="Times New Roman" w:cstheme="majorBidi"/>
       <w:spacing w:val="5"/>
       <w:kern w:val="28"/>
-      <w:sz w:val="52"/>
+      <w:sz w:val="40"/>
       <w:szCs w:val="52"/>
       <w:lang w:val="sv-SE" w:eastAsia="en-US" w:bidi="ar-SA"/>
     </w:rPr>

--- a/klagomål/A 27506-2026 FSC-klagomål.docx
+++ b/klagomål/A 27506-2026 FSC-klagomål.docx
@@ -695,7 +695,7 @@
     <w:r>
       <w:tab/>
       <w:tab/>
-      <w:t>2026-06-18</w:t>
+      <w:t>2026-06-19</w:t>
       <w:br/>
       <w:br/>
     </w:r>

--- a/klagomål/A 27506-2026 FSC-klagomål.docx
+++ b/klagomål/A 27506-2026 FSC-klagomål.docx
@@ -695,7 +695,7 @@
     <w:r>
       <w:tab/>
       <w:tab/>
-      <w:t>2026-06-19</w:t>
+      <w:t>2026-06-20</w:t>
       <w:br/>
       <w:br/>
     </w:r>

--- a/klagomål/A 27506-2026 FSC-klagomål.docx
+++ b/klagomål/A 27506-2026 FSC-klagomål.docx
@@ -168,38 +168,7 @@
     </w:p>
     <w:p>
       <w:r>
-        <w:t>Detta dokument behandlar höga naturvärden i avverkningsanmälan A 27506-2026 i Pajala kommun som inkom 2026-06-16 och omfattar 15,0 ha.</w:t>
-      </w:r>
-    </w:p>
-    <w:p>
-      <w:r>
-        <w:t>Nedan presenteras fynd av naturvårdsarter som gjorts i det avverkningsanmälda området, samt relevanta utdrag ur standarderna för FSC, Chain of Custody, Controlled Wood och PEFC.</w:t>
-      </w:r>
-    </w:p>
-    <w:p>
-      <w:r>
-        <w:t>Vi förväntar oss att ni återkommer med ett skriftligt svar på vårt klagomål och även beskriver vilka korrigerande åtgärder ni satt in för att rätta till identifierade brister i er efterlevnad av den svenska FSC standarden.</w:t>
-      </w:r>
-    </w:p>
-    <w:p>
-      <w:pPr>
-        <w:pStyle w:val="Heading1"/>
-      </w:pPr>
-      <w:r>
-        <w:t>Naturvårdsarter</w:t>
-      </w:r>
-    </w:p>
-    <w:p>
-      <w:r>
-        <w:t>I avverkningsanmälan har följande 2 naturvårdsarter hittats: fläckporing (VU, T) och blå taggsvamp (NT, T). Av dessa är 2 rödlistade. För rödlistade arter har rödlistekategorin angivits inom parentes. Typiska arter inom Natura 2000 som är kopplade till skogsekosystem har markerats med (T).</w:t>
-      </w:r>
-    </w:p>
-    <w:p>
-      <w:r>
-        <w:t>De påträffade naturvårdsarterna är ett tydligt kvitto på att det rör sig om en skog med höga naturvärden.</w:t>
-      </w:r>
-      <w:r>
-        <w:t xml:space="preserve"> I Figur 1 visas fyndplatser för naturvårdsarter i området, som finns registrerade på Artportalen.</w:t>
+        <w:t>Detta klagomål behandlar höga naturvärden i avverkningsanmälan A 27506-2026 i Pajala kommun som inkom 2026-06-16 och omfattar 15,0 ha.</w:t>
       </w:r>
     </w:p>
     <w:p>
@@ -247,7 +216,35 @@
         <w:spacing w:after="240"/>
       </w:pPr>
       <w:r>
-        <w:t>Figur 1. Fyndplatser för naturvårdsarter i avverkningsanmälan (röd linje). Markörer utan svart kant är placerade på fyndplatsen. Markörer med svart kant är placerade vid sidan av fyndplatsen och har ett svart streck som visar fyndplatsens exakta position. Kartans mittpunktskoordinat är N 7520288, E 851735 i SWEREF 99 TM.</w:t>
+        <w:t>Figur 1. Fyndplatser för naturvårdsarter i avverkningsanmälan. Markörer utan svart kant är placerade på fyndplatsen. Markörer med svart kant är placerade vid sidan av fyndplatsen har ett svart streck som visar fyndplatsens exakta position. Kartans mittpunktskoordinat är N 7520288, E 851735 i SWEREF 99 TM.</w:t>
+      </w:r>
+    </w:p>
+    <w:p>
+      <w:r>
+        <w:t>I avverkningsanmälan finns fynd av 2 naturvårdsarter, varav 2 är rödlistade och 2 är typiska (T): fläckporing (VU, T) och blå taggsvamp (NT, T). Se Figur 1.</w:t>
+      </w:r>
+    </w:p>
+    <w:p>
+      <w:r>
+        <w:t>Nedan presenteras relevanta utdrag ur standarderna för FSC, Chain of Custody, Controlled Wood och PEFC.</w:t>
+      </w:r>
+    </w:p>
+    <w:p>
+      <w:r>
+        <w:t>Vi förväntar oss att ni återkommer med ett skriftligt svar på vårt klagomål och även beskriver vilka korrigerande åtgärder ni satt in för att rätta till identifierade brister i er efterlevnad av den svenska FSC standarden.</w:t>
+      </w:r>
+    </w:p>
+    <w:p>
+      <w:pPr>
+        <w:pStyle w:val="Heading1"/>
+      </w:pPr>
+      <w:r>
+        <w:t>Naturvårdsarter och fridlysta arter</w:t>
+      </w:r>
+    </w:p>
+    <w:p>
+      <w:r>
+        <w:t>Nedan följer beskrivningar av de naturvårdsarter och fridlysta arter som har sina livsmiljöer och växtplatser i den avverkningsanmälda skogen. De påträffade naturvårdsarterna är ett tydligt kvitto på att det rör sig om en skog med höga naturvärden.</w:t>
       </w:r>
     </w:p>
     <w:p>
@@ -255,10 +252,10 @@
         <w:rPr>
           <w:b/>
         </w:rPr>
-        <w:t xml:space="preserve">Blå taggsvamp (NT) </w:t>
+        <w:t>Fläckporing (VU)</w:t>
       </w:r>
       <w:r>
-        <w:t xml:space="preserve">är en karaktärsart i såväl örtrika kalkbarrskogar som i torra sandtallskogar där det föreligger gammal skog med långvarig trädkontinuitet. Är sällsynt och mycket kravfull i södra och mellersta Sverige. Den hotas främst av skogsavverkning och tycks försvinna efter slutavverkning, markberedning och plantering. I kalkgranskogar verkar arten vara mycket känslig. Granskogar med arten bör formellt skydddas. Blå taggsvamp (NT) är typisk art för </w:t>
+        <w:t xml:space="preserve"> är en mycket bra signalart som visar på tallnaturskogar med höga naturvärden. Den är placerad högst upp i Skogsstyrelsens värdepyramid för bedömning av skog med höga naturvärden och indikerar områden som är mer eller mindre opåverkade av skogsbruk och där det funnits en kontinuitet av tallågor i olika nedbrytningsstadier. För att på lång sikt bibehålla livskraftiga populationer i ett område behövs troligen större skyddade områden som tillåter att man upprätthåller en naturlig branddynamik. Fläckporing är typisk art för </w:t>
       </w:r>
       <w:r>
         <w:rPr>
@@ -275,10 +272,10 @@
         <w:rPr>
           <w:b/>
         </w:rPr>
-        <w:t>Fläckporing (VU)</w:t>
+        <w:t xml:space="preserve">Blå taggsvamp (NT) </w:t>
       </w:r>
       <w:r>
-        <w:t xml:space="preserve"> är en mycket bra signalart som visar på tallnaturskogar med höga naturvärden. Den är placerad högst upp i Skogsstyrelsens värdepyramid för bedömning av skog med höga naturvärden och indikerar områden som är mer eller mindre opåverkade av skogsbruk och där det funnits en kontinuitet av tallågor i olika nedbrytningsstadier. För att på lång sikt bibehålla livskraftiga populationer i ett område behövs troligen större skyddade områden som tillåter att man upprätthåller en naturlig branddynamik. Fläckporing är typisk art för </w:t>
+        <w:t xml:space="preserve">är en karaktärsart i såväl örtrika kalkbarrskogar som i torra sandtallskogar där det föreligger gammal skog med långvarig trädkontinuitet. Är sällsynt och mycket kravfull i södra och mellersta Sverige. Den hotas främst av skogsavverkning och tycks försvinna efter slutavverkning, markberedning och plantering. I kalkgranskogar verkar arten vara mycket känslig. Granskogar med arten bör formellt skydddas. Blå taggsvamp (NT) är typisk art för </w:t>
       </w:r>
       <w:r>
         <w:rPr>
@@ -695,7 +692,7 @@
     <w:r>
       <w:tab/>
       <w:tab/>
-      <w:t>2026-06-20</w:t>
+      <w:t>2026-06-21</w:t>
       <w:br/>
       <w:br/>
     </w:r>

--- a/klagomål/A 27506-2026 FSC-klagomål.docx
+++ b/klagomål/A 27506-2026 FSC-klagomål.docx
@@ -692,7 +692,7 @@
     <w:r>
       <w:tab/>
       <w:tab/>
-      <w:t>2026-06-21</w:t>
+      <w:t>2026-06-22</w:t>
       <w:br/>
       <w:br/>
     </w:r>

--- a/klagomål/A 27506-2026 FSC-klagomål.docx
+++ b/klagomål/A 27506-2026 FSC-klagomål.docx
@@ -692,7 +692,7 @@
     <w:r>
       <w:tab/>
       <w:tab/>
-      <w:t>2026-06-22</w:t>
+      <w:t>2026-06-23</w:t>
       <w:br/>
       <w:br/>
     </w:r>

--- a/klagomål/A 27506-2026 FSC-klagomål.docx
+++ b/klagomål/A 27506-2026 FSC-klagomål.docx
@@ -692,7 +692,7 @@
     <w:r>
       <w:tab/>
       <w:tab/>
-      <w:t>2026-06-23</w:t>
+      <w:t>2026-06-24</w:t>
       <w:br/>
       <w:br/>
     </w:r>

--- a/klagomål/A 27506-2026 FSC-klagomål.docx
+++ b/klagomål/A 27506-2026 FSC-klagomål.docx
@@ -692,7 +692,7 @@
     <w:r>
       <w:tab/>
       <w:tab/>
-      <w:t>2026-06-24</w:t>
+      <w:t>2026-06-25</w:t>
       <w:br/>
       <w:br/>
     </w:r>

--- a/klagomål/A 27506-2026 FSC-klagomål.docx
+++ b/klagomål/A 27506-2026 FSC-klagomål.docx
@@ -692,7 +692,7 @@
     <w:r>
       <w:tab/>
       <w:tab/>
-      <w:t>2026-06-25</w:t>
+      <w:t>2026-06-26</w:t>
       <w:br/>
       <w:br/>
     </w:r>

--- a/klagomål/A 27506-2026 FSC-klagomål.docx
+++ b/klagomål/A 27506-2026 FSC-klagomål.docx
@@ -692,7 +692,7 @@
     <w:r>
       <w:tab/>
       <w:tab/>
-      <w:t>2026-06-26</w:t>
+      <w:t>2026-06-27</w:t>
       <w:br/>
       <w:br/>
     </w:r>

--- a/klagomål/A 27506-2026 FSC-klagomål.docx
+++ b/klagomål/A 27506-2026 FSC-klagomål.docx
@@ -692,7 +692,7 @@
     <w:r>
       <w:tab/>
       <w:tab/>
-      <w:t>2026-06-27</w:t>
+      <w:t>2026-06-28</w:t>
       <w:br/>
       <w:br/>
     </w:r>

--- a/klagomål/A 27506-2026 FSC-klagomål.docx
+++ b/klagomål/A 27506-2026 FSC-klagomål.docx
@@ -692,7 +692,7 @@
     <w:r>
       <w:tab/>
       <w:tab/>
-      <w:t>2026-06-28</w:t>
+      <w:t>2026-06-29</w:t>
       <w:br/>
       <w:br/>
     </w:r>

--- a/klagomål/A 27506-2026 FSC-klagomål.docx
+++ b/klagomål/A 27506-2026 FSC-klagomål.docx
@@ -692,7 +692,7 @@
     <w:r>
       <w:tab/>
       <w:tab/>
-      <w:t>2026-06-29</w:t>
+      <w:t>2026-06-30</w:t>
       <w:br/>
       <w:br/>
     </w:r>

--- a/klagomål/A 27506-2026 FSC-klagomål.docx
+++ b/klagomål/A 27506-2026 FSC-klagomål.docx
@@ -692,7 +692,7 @@
     <w:r>
       <w:tab/>
       <w:tab/>
-      <w:t>2026-06-30</w:t>
+      <w:t>2026-07-01</w:t>
       <w:br/>
       <w:br/>
     </w:r>

--- a/klagomål/A 27506-2026 FSC-klagomål.docx
+++ b/klagomål/A 27506-2026 FSC-klagomål.docx
@@ -692,7 +692,7 @@
     <w:r>
       <w:tab/>
       <w:tab/>
-      <w:t>2026-07-01</w:t>
+      <w:t>2026-07-02</w:t>
       <w:br/>
       <w:br/>
     </w:r>

--- a/klagomål/A 27506-2026 FSC-klagomål.docx
+++ b/klagomål/A 27506-2026 FSC-klagomål.docx
@@ -692,7 +692,7 @@
     <w:r>
       <w:tab/>
       <w:tab/>
-      <w:t>2026-07-13</w:t>
+      <w:t>2026-07-14</w:t>
       <w:br/>
       <w:br/>
     </w:r>

--- a/klagomål/A 27506-2026 FSC-klagomål.docx
+++ b/klagomål/A 27506-2026 FSC-klagomål.docx
@@ -692,7 +692,7 @@
     <w:r>
       <w:tab/>
       <w:tab/>
-      <w:t>2026-07-14</w:t>
+      <w:t>2026-07-15</w:t>
       <w:br/>
       <w:br/>
     </w:r>

--- a/klagomål/A 27506-2026 FSC-klagomål.docx
+++ b/klagomål/A 27506-2026 FSC-klagomål.docx
@@ -692,7 +692,7 @@
     <w:r>
       <w:tab/>
       <w:tab/>
-      <w:t>2026-07-15</w:t>
+      <w:t>2026-07-16</w:t>
       <w:br/>
       <w:br/>
     </w:r>

--- a/klagomål/A 27506-2026 FSC-klagomål.docx
+++ b/klagomål/A 27506-2026 FSC-klagomål.docx
@@ -692,7 +692,7 @@
     <w:r>
       <w:tab/>
       <w:tab/>
-      <w:t>2026-07-16</w:t>
+      <w:t>2026-07-17</w:t>
       <w:br/>
       <w:br/>
     </w:r>

--- a/klagomål/A 27506-2026 FSC-klagomål.docx
+++ b/klagomål/A 27506-2026 FSC-klagomål.docx
@@ -692,7 +692,7 @@
     <w:r>
       <w:tab/>
       <w:tab/>
-      <w:t>2026-07-17</w:t>
+      <w:t>2026-07-18</w:t>
       <w:br/>
       <w:br/>
     </w:r>

--- a/klagomål/A 27506-2026 FSC-klagomål.docx
+++ b/klagomål/A 27506-2026 FSC-klagomål.docx
@@ -692,7 +692,7 @@
     <w:r>
       <w:tab/>
       <w:tab/>
-      <w:t>2026-07-18</w:t>
+      <w:t>2026-07-19</w:t>
       <w:br/>
       <w:br/>
     </w:r>

--- a/klagomål/A 27506-2026 FSC-klagomål.docx
+++ b/klagomål/A 27506-2026 FSC-klagomål.docx
@@ -692,7 +692,7 @@
     <w:r>
       <w:tab/>
       <w:tab/>
-      <w:t>2026-07-19</w:t>
+      <w:t>2026-07-20</w:t>
       <w:br/>
       <w:br/>
     </w:r>

--- a/klagomål/A 27506-2026 FSC-klagomål.docx
+++ b/klagomål/A 27506-2026 FSC-klagomål.docx
@@ -692,7 +692,7 @@
     <w:r>
       <w:tab/>
       <w:tab/>
-      <w:t>2026-07-20</w:t>
+      <w:t>2026-07-21</w:t>
       <w:br/>
       <w:br/>
     </w:r>

--- a/klagomål/A 27506-2026 FSC-klagomål.docx
+++ b/klagomål/A 27506-2026 FSC-klagomål.docx
@@ -692,7 +692,7 @@
     <w:r>
       <w:tab/>
       <w:tab/>
-      <w:t>2026-07-21</w:t>
+      <w:t>2026-07-22</w:t>
       <w:br/>
       <w:br/>
     </w:r>

--- a/klagomål/A 27506-2026 FSC-klagomål.docx
+++ b/klagomål/A 27506-2026 FSC-klagomål.docx
@@ -692,7 +692,7 @@
     <w:r>
       <w:tab/>
       <w:tab/>
-      <w:t>2026-07-22</w:t>
+      <w:t>2026-07-23</w:t>
       <w:br/>
       <w:br/>
     </w:r>

--- a/klagomål/A 27506-2026 FSC-klagomål.docx
+++ b/klagomål/A 27506-2026 FSC-klagomål.docx
@@ -692,7 +692,7 @@
     <w:r>
       <w:tab/>
       <w:tab/>
-      <w:t>2026-07-23</w:t>
+      <w:t>2026-07-24</w:t>
       <w:br/>
       <w:br/>
     </w:r>

--- a/klagomål/A 27506-2026 FSC-klagomål.docx
+++ b/klagomål/A 27506-2026 FSC-klagomål.docx
@@ -692,7 +692,7 @@
     <w:r>
       <w:tab/>
       <w:tab/>
-      <w:t>2026-07-24</w:t>
+      <w:t>2026-07-25</w:t>
       <w:br/>
       <w:br/>
     </w:r>

--- a/klagomål/A 27506-2026 FSC-klagomål.docx
+++ b/klagomål/A 27506-2026 FSC-klagomål.docx
@@ -692,7 +692,7 @@
     <w:r>
       <w:tab/>
       <w:tab/>
-      <w:t>2026-07-25</w:t>
+      <w:t>2026-07-26</w:t>
       <w:br/>
       <w:br/>
     </w:r>

--- a/klagomål/A 27506-2026 FSC-klagomål.docx
+++ b/klagomål/A 27506-2026 FSC-klagomål.docx
@@ -692,7 +692,7 @@
     <w:r>
       <w:tab/>
       <w:tab/>
-      <w:t>2026-07-26</w:t>
+      <w:t>2026-07-27</w:t>
       <w:br/>
       <w:br/>
     </w:r>

--- a/klagomål/A 27506-2026 FSC-klagomål.docx
+++ b/klagomål/A 27506-2026 FSC-klagomål.docx
@@ -692,7 +692,7 @@
     <w:r>
       <w:tab/>
       <w:tab/>
-      <w:t>2026-07-27</w:t>
+      <w:t>2026-07-28</w:t>
       <w:br/>
       <w:br/>
     </w:r>
